--- a/Use_cases_7_9_PAN.docx
+++ b/Use_cases_7_9_PAN.docx
@@ -3370,7 +3370,7 @@
           <w:szCs w:val="28"/>
           <w:lang w:val="el-GR"/>
         </w:rPr>
-        <w:t>τρία</w:t>
+        <w:t>3</w:t>
       </w:r>
       <w:r>
         <w:rPr>
@@ -3900,7 +3900,18 @@
           <w:sz w:val="28"/>
           <w:szCs w:val="28"/>
           <w:u w:val="single"/>
-          <w:lang w:val="el-GR"/>
+        </w:rPr>
+      </w:pPr>
+    </w:p>
+    <w:p>
+      <w:pPr>
+        <w:jc w:val="both"/>
+        <w:rPr>
+          <w:rFonts w:ascii="Georgia" w:hAnsi="Georgia" w:cs="Calibri"/>
+          <w:color w:val="000000" w:themeColor="text1"/>
+          <w:sz w:val="28"/>
+          <w:szCs w:val="28"/>
+          <w:u w:val="single"/>
         </w:rPr>
       </w:pPr>
     </w:p>
